--- a/pr-preview/pr-119/chapters/06-graphical-representation.docx
+++ b/pr-preview/pr-119/chapters/06-graphical-representation.docx
@@ -9440,7 +9440,7 @@
               <w:t xml:space="preserve"> </w:t>
             </w:r>
             <w:r>
-              <w:t xml:space="preserve">The converse fails: some FFRCISTGs are not NPSEM-IEs.</w:t>
+              <w:t xml:space="preserve">The converse fails: some models that satisfy the FFRCISTG condition are not NPSEM-IE models.</w:t>
             </w:r>
           </w:p>
           <w:bookmarkEnd w:id="52"/>
